--- a/library/purview/classification-reporting-analytics/v1.0.0/deliverables/CLSREPORT-Solution.docx
+++ b/library/purview/classification-reporting-analytics/v1.0.0/deliverables/CLSREPORT-Solution.docx
@@ -1489,7 +1489,7 @@
           <w:rFonts w:ascii="Consolas" w:hAnsi="Consolas"/>
           <w:sz w:val="19"/>
         </w:rPr>
-        <w:t>CLSREPORT-Set-Reporting.ps1</w:t>
+        <w:t>CLSREPORT-Configure.ps1</w:t>
       </w:r>
       <w:r>
         <w:t xml:space="preserve"> (</w:t>
@@ -1697,7 +1697,7 @@
           <w:rFonts w:ascii="Consolas" w:hAnsi="Consolas"/>
           <w:sz w:val="19"/>
         </w:rPr>
-        <w:t>CLSREPORT-Set-Reporting.ps1</w:t>
+        <w:t>CLSREPORT-Configure.ps1</w:t>
       </w:r>
       <w:r>
         <w:t xml:space="preserve"> (</w:t>
@@ -1820,7 +1820,7 @@
           <w:rFonts w:ascii="Consolas" w:hAnsi="Consolas"/>
           <w:sz w:val="19"/>
         </w:rPr>
-        <w:t>CLSREPORT-Scope-Health.ps1</w:t>
+        <w:t>CLSREPORT-ScopeHealth.ps1</w:t>
       </w:r>
       <w:r>
         <w:t xml:space="preserve"> inventories what is available to report on. </w:t>
@@ -1949,7 +1949,7 @@
           <w:rFonts w:ascii="Consolas" w:hAnsi="Consolas"/>
           <w:sz w:val="19"/>
         </w:rPr>
-        <w:t>CLSREPORT-Set-Reporting.ps1 -Commit</w:t>
+        <w:t>CLSREPORT-Configure.ps1 -Commit</w:t>
       </w:r>
       <w:r>
         <w:t>.</w:t>
@@ -3237,7 +3237,7 @@
           <w:rFonts w:ascii="Consolas" w:hAnsi="Consolas"/>
           <w:sz w:val="19"/>
         </w:rPr>
-        <w:t>CLSREPORT-Scope-Health.ps1</w:t>
+        <w:t>CLSREPORT-ScopeHealth.ps1</w:t>
       </w:r>
       <w:r>
         <w:t xml:space="preserve">. It lists the </w:t>
@@ -3541,7 +3541,7 @@
           <w:rFonts w:ascii="Consolas" w:hAnsi="Consolas"/>
           <w:sz w:val="19"/>
         </w:rPr>
-        <w:t>CLSREPORT-Set-Reporting.ps1 -EnableAudit -WhatIf</w:t>
+        <w:t>CLSREPORT-Configure.ps1 -EnableAudit -WhatIf</w:t>
       </w:r>
       <w:r>
         <w:t xml:space="preserve"> — shows the intended change.</w:t>
@@ -3559,7 +3559,7 @@
           <w:rFonts w:ascii="Consolas" w:hAnsi="Consolas"/>
           <w:sz w:val="19"/>
         </w:rPr>
-        <w:t>CLSREPORT-Set-Reporting.ps1 -EnableAudit -Commit</w:t>
+        <w:t>CLSREPORT-Configure.ps1 -EnableAudit -Commit</w:t>
       </w:r>
       <w:r>
         <w:t>. This runs</w:t>
@@ -3638,7 +3638,7 @@
           <w:rFonts w:ascii="Consolas" w:hAnsi="Consolas"/>
           <w:sz w:val="19"/>
         </w:rPr>
-        <w:t>CLSREPORT-Set-Reporting.ps1 -GrantListViewer -Members &lt;pilot analysts&gt; -WhatIf</w:t>
+        <w:t>CLSREPORT-Configure.ps1 -GrantListViewer -Members &lt;pilot analysts&gt; -WhatIf</w:t>
       </w:r>
       <w:r>
         <w:t xml:space="preserve"> and, for</w:t>
@@ -4015,7 +4015,7 @@
           <w:rFonts w:ascii="Consolas" w:hAnsi="Consolas"/>
           <w:sz w:val="19"/>
         </w:rPr>
-        <w:t>CLSREPORT-Validation.ps1</w:t>
+        <w:t>CLSREPORT-Validate.ps1</w:t>
       </w:r>
       <w:r>
         <w:t>. It checks and reports PASS/FAIL for:</w:t>
@@ -4158,7 +4158,7 @@
           <w:rFonts w:ascii="Consolas" w:hAnsi="Consolas"/>
           <w:sz w:val="19"/>
         </w:rPr>
-        <w:t>CLSREPORT-Set-Reporting.ps1 -GrantListViewer -Members &lt;full analyst group&gt; -Commit</w:t>
+        <w:t>CLSREPORT-Configure.ps1 -GrantListViewer -Members &lt;full analyst group&gt; -Commit</w:t>
       </w:r>
       <w:r>
         <w:t xml:space="preserve"> (and</w:t>
@@ -4251,7 +4251,7 @@
           <w:rFonts w:ascii="Consolas" w:hAnsi="Consolas"/>
           <w:sz w:val="19"/>
         </w:rPr>
-        <w:t>CLSREPORT-Scope-Health.ps1</w:t>
+        <w:t>CLSREPORT-ScopeHealth.ps1</w:t>
       </w:r>
       <w:r>
         <w:t xml:space="preserve"> (e.g. weekly) to catch </w:t>
@@ -4391,7 +4391,7 @@
           <w:rFonts w:ascii="Consolas" w:hAnsi="Consolas"/>
           <w:sz w:val="19"/>
         </w:rPr>
-        <w:t>CLSREPORT-Validation.ps1</w:t>
+        <w:t>CLSREPORT-Validate.ps1</w:t>
       </w:r>
       <w:r>
         <w:t>; the manual tests confirm the portal experience.</w:t>
@@ -4577,7 +4577,7 @@
           <w:rFonts w:ascii="Consolas" w:hAnsi="Consolas"/>
           <w:sz w:val="19"/>
         </w:rPr>
-        <w:t>CLSREPORT-Set-Reporting.ps1 -EnableAudit -Commit</w:t>
+        <w:t>CLSREPORT-Configure.ps1 -EnableAudit -Commit</w:t>
       </w:r>
       <w:r>
         <w:t xml:space="preserve"> (change-controlled),</w:t>
@@ -4614,7 +4614,7 @@
           <w:rFonts w:ascii="Consolas" w:hAnsi="Consolas"/>
           <w:sz w:val="19"/>
         </w:rPr>
-        <w:t>CLSREPORT-Validation.ps1</w:t>
+        <w:t>CLSREPORT-Validate.ps1</w:t>
       </w:r>
       <w:r>
         <w:t xml:space="preserve"> (or </w:t>
@@ -5146,7 +5146,7 @@
           <w:rFonts w:ascii="Consolas" w:hAnsi="Consolas"/>
           <w:sz w:val="19"/>
         </w:rPr>
-        <w:t>CLSREPORT-Scope-Health.ps1</w:t>
+        <w:t>CLSREPORT-ScopeHealth.ps1</w:t>
       </w:r>
       <w:r>
         <w:t xml:space="preserve"> runs</w:t>
